--- a/resources/a-level-business-decision-tree-theatre/A-Level-Business-Decision-Tree-Theatre-Student.docx
+++ b/resources/a-level-business-decision-tree-theatre/A-Level-Business-Decision-Tree-Theatre-Student.docx
@@ -48,13 +48,13 @@
         <w:tc>
           <w:tcPr>
             <w:tcW w:type="dxa" w:w="2436"/>
-            <w:shd w:fill="142D40"/>
             <w:tcBorders>
               <w:top w:val="single" w:sz="4" w:color="D9D9D9"/>
               <w:bottom w:val="single" w:sz="4" w:color="D9D9D9"/>
               <w:left w:val="single" w:sz="4" w:color="D9D9D9"/>
               <w:right w:val="single" w:sz="4" w:color="D9D9D9"/>
             </w:tcBorders>
+            <w:shd w:fill="142D40"/>
             <w:tcMar>
               <w:top w:w="85" w:type="dxa"/>
               <w:bottom w:w="85" w:type="dxa"/>
@@ -79,13 +79,13 @@
         <w:tc>
           <w:tcPr>
             <w:tcW w:type="dxa" w:w="1421"/>
-            <w:shd w:fill="142D40"/>
             <w:tcBorders>
               <w:top w:val="single" w:sz="4" w:color="D9D9D9"/>
               <w:bottom w:val="single" w:sz="4" w:color="D9D9D9"/>
               <w:left w:val="single" w:sz="4" w:color="D9D9D9"/>
               <w:right w:val="single" w:sz="4" w:color="D9D9D9"/>
             </w:tcBorders>
+            <w:shd w:fill="142D40"/>
             <w:tcMar>
               <w:top w:w="85" w:type="dxa"/>
               <w:bottom w:w="85" w:type="dxa"/>
@@ -110,13 +110,13 @@
         <w:tc>
           <w:tcPr>
             <w:tcW w:type="dxa" w:w="6294"/>
-            <w:shd w:fill="142D40"/>
             <w:tcBorders>
               <w:top w:val="single" w:sz="4" w:color="D9D9D9"/>
               <w:bottom w:val="single" w:sz="4" w:color="D9D9D9"/>
               <w:left w:val="single" w:sz="4" w:color="D9D9D9"/>
               <w:right w:val="single" w:sz="4" w:color="D9D9D9"/>
             </w:tcBorders>
+            <w:shd w:fill="142D40"/>
             <w:tcMar>
               <w:top w:w="85" w:type="dxa"/>
               <w:bottom w:w="85" w:type="dxa"/>
@@ -143,13 +143,13 @@
         <w:tc>
           <w:tcPr>
             <w:tcW w:type="dxa" w:w="2436"/>
-            <w:shd w:fill="FFFFFF"/>
             <w:tcBorders>
               <w:top w:val="single" w:sz="4" w:color="D9D9D9"/>
               <w:bottom w:val="single" w:sz="4" w:color="D9D9D9"/>
               <w:left w:val="single" w:sz="4" w:color="D9D9D9"/>
               <w:right w:val="single" w:sz="4" w:color="D9D9D9"/>
             </w:tcBorders>
+            <w:shd w:fill="FFFFFF"/>
             <w:tcMar>
               <w:top w:w="85" w:type="dxa"/>
               <w:bottom w:w="85" w:type="dxa"/>
@@ -174,13 +174,13 @@
         <w:tc>
           <w:tcPr>
             <w:tcW w:type="dxa" w:w="1421"/>
-            <w:shd w:fill="FFFFFF"/>
             <w:tcBorders>
               <w:top w:val="single" w:sz="4" w:color="D9D9D9"/>
               <w:bottom w:val="single" w:sz="4" w:color="D9D9D9"/>
               <w:left w:val="single" w:sz="4" w:color="D9D9D9"/>
               <w:right w:val="single" w:sz="4" w:color="D9D9D9"/>
             </w:tcBorders>
+            <w:shd w:fill="FFFFFF"/>
             <w:tcMar>
               <w:top w:w="85" w:type="dxa"/>
               <w:bottom w:w="85" w:type="dxa"/>
@@ -205,13 +205,13 @@
         <w:tc>
           <w:tcPr>
             <w:tcW w:type="dxa" w:w="6294"/>
-            <w:shd w:fill="FFFFFF"/>
             <w:tcBorders>
               <w:top w:val="single" w:sz="4" w:color="D9D9D9"/>
               <w:bottom w:val="single" w:sz="4" w:color="D9D9D9"/>
               <w:left w:val="single" w:sz="4" w:color="D9D9D9"/>
               <w:right w:val="single" w:sz="4" w:color="D9D9D9"/>
             </w:tcBorders>
+            <w:shd w:fill="FFFFFF"/>
             <w:tcMar>
               <w:top w:w="85" w:type="dxa"/>
               <w:bottom w:w="85" w:type="dxa"/>
@@ -238,13 +238,13 @@
         <w:tc>
           <w:tcPr>
             <w:tcW w:type="dxa" w:w="2436"/>
-            <w:shd w:fill="F1F5F7"/>
             <w:tcBorders>
               <w:top w:val="single" w:sz="4" w:color="D9D9D9"/>
               <w:bottom w:val="single" w:sz="4" w:color="D9D9D9"/>
               <w:left w:val="single" w:sz="4" w:color="D9D9D9"/>
               <w:right w:val="single" w:sz="4" w:color="D9D9D9"/>
             </w:tcBorders>
+            <w:shd w:fill="F1F5F7"/>
             <w:tcMar>
               <w:top w:w="85" w:type="dxa"/>
               <w:bottom w:w="85" w:type="dxa"/>
@@ -269,13 +269,13 @@
         <w:tc>
           <w:tcPr>
             <w:tcW w:type="dxa" w:w="1421"/>
-            <w:shd w:fill="F1F5F7"/>
             <w:tcBorders>
               <w:top w:val="single" w:sz="4" w:color="D9D9D9"/>
               <w:bottom w:val="single" w:sz="4" w:color="D9D9D9"/>
               <w:left w:val="single" w:sz="4" w:color="D9D9D9"/>
               <w:right w:val="single" w:sz="4" w:color="D9D9D9"/>
             </w:tcBorders>
+            <w:shd w:fill="F1F5F7"/>
             <w:tcMar>
               <w:top w:w="85" w:type="dxa"/>
               <w:bottom w:w="85" w:type="dxa"/>
@@ -300,13 +300,13 @@
         <w:tc>
           <w:tcPr>
             <w:tcW w:type="dxa" w:w="6294"/>
-            <w:shd w:fill="F1F5F7"/>
             <w:tcBorders>
               <w:top w:val="single" w:sz="4" w:color="D9D9D9"/>
               <w:bottom w:val="single" w:sz="4" w:color="D9D9D9"/>
               <w:left w:val="single" w:sz="4" w:color="D9D9D9"/>
               <w:right w:val="single" w:sz="4" w:color="D9D9D9"/>
             </w:tcBorders>
+            <w:shd w:fill="F1F5F7"/>
             <w:tcMar>
               <w:top w:w="85" w:type="dxa"/>
               <w:bottom w:w="85" w:type="dxa"/>
@@ -333,13 +333,13 @@
         <w:tc>
           <w:tcPr>
             <w:tcW w:type="dxa" w:w="2436"/>
-            <w:shd w:fill="FFFFFF"/>
             <w:tcBorders>
               <w:top w:val="single" w:sz="4" w:color="D9D9D9"/>
               <w:bottom w:val="single" w:sz="4" w:color="D9D9D9"/>
               <w:left w:val="single" w:sz="4" w:color="D9D9D9"/>
               <w:right w:val="single" w:sz="4" w:color="D9D9D9"/>
             </w:tcBorders>
+            <w:shd w:fill="FFFFFF"/>
             <w:tcMar>
               <w:top w:w="85" w:type="dxa"/>
               <w:bottom w:w="85" w:type="dxa"/>
@@ -364,13 +364,13 @@
         <w:tc>
           <w:tcPr>
             <w:tcW w:type="dxa" w:w="1421"/>
-            <w:shd w:fill="FFFFFF"/>
             <w:tcBorders>
               <w:top w:val="single" w:sz="4" w:color="D9D9D9"/>
               <w:bottom w:val="single" w:sz="4" w:color="D9D9D9"/>
               <w:left w:val="single" w:sz="4" w:color="D9D9D9"/>
               <w:right w:val="single" w:sz="4" w:color="D9D9D9"/>
             </w:tcBorders>
+            <w:shd w:fill="FFFFFF"/>
             <w:tcMar>
               <w:top w:w="85" w:type="dxa"/>
               <w:bottom w:w="85" w:type="dxa"/>
@@ -395,13 +395,13 @@
         <w:tc>
           <w:tcPr>
             <w:tcW w:type="dxa" w:w="6294"/>
-            <w:shd w:fill="FFFFFF"/>
             <w:tcBorders>
               <w:top w:val="single" w:sz="4" w:color="D9D9D9"/>
               <w:bottom w:val="single" w:sz="4" w:color="D9D9D9"/>
               <w:left w:val="single" w:sz="4" w:color="D9D9D9"/>
               <w:right w:val="single" w:sz="4" w:color="D9D9D9"/>
             </w:tcBorders>
+            <w:shd w:fill="FFFFFF"/>
             <w:tcMar>
               <w:top w:w="85" w:type="dxa"/>
               <w:bottom w:w="85" w:type="dxa"/>
@@ -462,13 +462,13 @@
         <w:tc>
           <w:tcPr>
             <w:tcW w:type="dxa" w:w="6700"/>
-            <w:shd w:fill="142D40"/>
             <w:tcBorders>
               <w:top w:val="single" w:sz="4" w:color="D9D9D9"/>
               <w:bottom w:val="single" w:sz="4" w:color="D9D9D9"/>
               <w:left w:val="single" w:sz="4" w:color="D9D9D9"/>
               <w:right w:val="single" w:sz="4" w:color="D9D9D9"/>
             </w:tcBorders>
+            <w:shd w:fill="142D40"/>
             <w:tcMar>
               <w:top w:w="85" w:type="dxa"/>
               <w:bottom w:w="85" w:type="dxa"/>
@@ -493,13 +493,13 @@
         <w:tc>
           <w:tcPr>
             <w:tcW w:type="dxa" w:w="3452"/>
-            <w:shd w:fill="142D40"/>
             <w:tcBorders>
               <w:top w:val="single" w:sz="4" w:color="D9D9D9"/>
               <w:bottom w:val="single" w:sz="4" w:color="D9D9D9"/>
               <w:left w:val="single" w:sz="4" w:color="D9D9D9"/>
               <w:right w:val="single" w:sz="4" w:color="D9D9D9"/>
             </w:tcBorders>
+            <w:shd w:fill="142D40"/>
             <w:tcMar>
               <w:top w:w="85" w:type="dxa"/>
               <w:bottom w:w="85" w:type="dxa"/>
@@ -526,13 +526,13 @@
         <w:tc>
           <w:tcPr>
             <w:tcW w:type="dxa" w:w="6700"/>
-            <w:shd w:fill="FFFFFF"/>
             <w:tcBorders>
               <w:top w:val="single" w:sz="4" w:color="D9D9D9"/>
               <w:bottom w:val="single" w:sz="4" w:color="D9D9D9"/>
               <w:left w:val="single" w:sz="4" w:color="D9D9D9"/>
               <w:right w:val="single" w:sz="4" w:color="D9D9D9"/>
             </w:tcBorders>
+            <w:shd w:fill="FFFFFF"/>
             <w:tcMar>
               <w:top w:w="85" w:type="dxa"/>
               <w:bottom w:w="85" w:type="dxa"/>
@@ -557,13 +557,13 @@
         <w:tc>
           <w:tcPr>
             <w:tcW w:type="dxa" w:w="3452"/>
-            <w:shd w:fill="FFFFFF"/>
             <w:tcBorders>
               <w:top w:val="single" w:sz="4" w:color="D9D9D9"/>
               <w:bottom w:val="single" w:sz="4" w:color="D9D9D9"/>
               <w:left w:val="single" w:sz="4" w:color="D9D9D9"/>
               <w:right w:val="single" w:sz="4" w:color="D9D9D9"/>
             </w:tcBorders>
+            <w:shd w:fill="FFFFFF"/>
             <w:tcMar>
               <w:top w:w="85" w:type="dxa"/>
               <w:bottom w:w="85" w:type="dxa"/>
@@ -589,13 +589,13 @@
         <w:tc>
           <w:tcPr>
             <w:tcW w:type="dxa" w:w="6700"/>
-            <w:shd w:fill="F1F5F7"/>
             <w:tcBorders>
               <w:top w:val="single" w:sz="4" w:color="D9D9D9"/>
               <w:bottom w:val="single" w:sz="4" w:color="D9D9D9"/>
               <w:left w:val="single" w:sz="4" w:color="D9D9D9"/>
               <w:right w:val="single" w:sz="4" w:color="D9D9D9"/>
             </w:tcBorders>
+            <w:shd w:fill="F1F5F7"/>
             <w:tcMar>
               <w:top w:w="85" w:type="dxa"/>
               <w:bottom w:w="85" w:type="dxa"/>
@@ -620,13 +620,13 @@
         <w:tc>
           <w:tcPr>
             <w:tcW w:type="dxa" w:w="3452"/>
-            <w:shd w:fill="F1F5F7"/>
             <w:tcBorders>
               <w:top w:val="single" w:sz="4" w:color="D9D9D9"/>
               <w:bottom w:val="single" w:sz="4" w:color="D9D9D9"/>
               <w:left w:val="single" w:sz="4" w:color="D9D9D9"/>
               <w:right w:val="single" w:sz="4" w:color="D9D9D9"/>
             </w:tcBorders>
+            <w:shd w:fill="F1F5F7"/>
             <w:tcMar>
               <w:top w:w="85" w:type="dxa"/>
               <w:bottom w:w="85" w:type="dxa"/>
@@ -652,13 +652,13 @@
         <w:tc>
           <w:tcPr>
             <w:tcW w:type="dxa" w:w="6700"/>
-            <w:shd w:fill="FFFFFF"/>
             <w:tcBorders>
               <w:top w:val="single" w:sz="4" w:color="D9D9D9"/>
               <w:bottom w:val="single" w:sz="4" w:color="D9D9D9"/>
               <w:left w:val="single" w:sz="4" w:color="D9D9D9"/>
               <w:right w:val="single" w:sz="4" w:color="D9D9D9"/>
             </w:tcBorders>
+            <w:shd w:fill="FFFFFF"/>
             <w:tcMar>
               <w:top w:w="85" w:type="dxa"/>
               <w:bottom w:w="85" w:type="dxa"/>
@@ -683,13 +683,13 @@
         <w:tc>
           <w:tcPr>
             <w:tcW w:type="dxa" w:w="3452"/>
-            <w:shd w:fill="FFFFFF"/>
             <w:tcBorders>
               <w:top w:val="single" w:sz="4" w:color="D9D9D9"/>
               <w:bottom w:val="single" w:sz="4" w:color="D9D9D9"/>
               <w:left w:val="single" w:sz="4" w:color="D9D9D9"/>
               <w:right w:val="single" w:sz="4" w:color="D9D9D9"/>
             </w:tcBorders>
+            <w:shd w:fill="FFFFFF"/>
             <w:tcMar>
               <w:top w:w="85" w:type="dxa"/>
               <w:bottom w:w="85" w:type="dxa"/>
@@ -890,13 +890,13 @@
         <w:tc>
           <w:tcPr>
             <w:tcW w:type="dxa" w:w="5076"/>
-            <w:shd w:fill="142D40"/>
             <w:tcBorders>
               <w:top w:val="single" w:sz="4" w:color="D9D9D9"/>
               <w:bottom w:val="single" w:sz="4" w:color="D9D9D9"/>
               <w:left w:val="single" w:sz="4" w:color="D9D9D9"/>
               <w:right w:val="single" w:sz="4" w:color="D9D9D9"/>
             </w:tcBorders>
+            <w:shd w:fill="142D40"/>
             <w:tcMar>
               <w:top w:w="85" w:type="dxa"/>
               <w:bottom w:w="85" w:type="dxa"/>
@@ -920,13 +920,13 @@
         <w:tc>
           <w:tcPr>
             <w:tcW w:type="dxa" w:w="2538"/>
-            <w:shd w:fill="142D40"/>
             <w:tcBorders>
               <w:top w:val="single" w:sz="4" w:color="D9D9D9"/>
               <w:bottom w:val="single" w:sz="4" w:color="D9D9D9"/>
               <w:left w:val="single" w:sz="4" w:color="D9D9D9"/>
               <w:right w:val="single" w:sz="4" w:color="D9D9D9"/>
             </w:tcBorders>
+            <w:shd w:fill="142D40"/>
             <w:tcMar>
               <w:top w:w="85" w:type="dxa"/>
               <w:bottom w:w="85" w:type="dxa"/>
@@ -951,13 +951,13 @@
         <w:tc>
           <w:tcPr>
             <w:tcW w:type="dxa" w:w="2538"/>
-            <w:shd w:fill="142D40"/>
             <w:tcBorders>
               <w:top w:val="single" w:sz="4" w:color="D9D9D9"/>
               <w:bottom w:val="single" w:sz="4" w:color="D9D9D9"/>
               <w:left w:val="single" w:sz="4" w:color="D9D9D9"/>
               <w:right w:val="single" w:sz="4" w:color="D9D9D9"/>
             </w:tcBorders>
+            <w:shd w:fill="142D40"/>
             <w:tcMar>
               <w:top w:w="85" w:type="dxa"/>
               <w:bottom w:w="85" w:type="dxa"/>
@@ -984,13 +984,13 @@
         <w:tc>
           <w:tcPr>
             <w:tcW w:type="dxa" w:w="5076"/>
-            <w:shd w:fill="FFFFFF"/>
             <w:tcBorders>
               <w:top w:val="single" w:sz="4" w:color="D9D9D9"/>
               <w:bottom w:val="single" w:sz="4" w:color="D9D9D9"/>
               <w:left w:val="single" w:sz="4" w:color="D9D9D9"/>
               <w:right w:val="single" w:sz="4" w:color="D9D9D9"/>
             </w:tcBorders>
+            <w:shd w:fill="FFFFFF"/>
             <w:tcMar>
               <w:top w:w="85" w:type="dxa"/>
               <w:bottom w:w="85" w:type="dxa"/>
@@ -1015,13 +1015,13 @@
         <w:tc>
           <w:tcPr>
             <w:tcW w:type="dxa" w:w="2538"/>
-            <w:shd w:fill="FFFFFF"/>
             <w:tcBorders>
               <w:top w:val="single" w:sz="4" w:color="D9D9D9"/>
               <w:bottom w:val="single" w:sz="4" w:color="D9D9D9"/>
               <w:left w:val="single" w:sz="4" w:color="D9D9D9"/>
               <w:right w:val="single" w:sz="4" w:color="D9D9D9"/>
             </w:tcBorders>
+            <w:shd w:fill="FFFFFF"/>
             <w:tcMar>
               <w:top w:w="85" w:type="dxa"/>
               <w:bottom w:w="85" w:type="dxa"/>
@@ -1045,13 +1045,13 @@
         <w:tc>
           <w:tcPr>
             <w:tcW w:type="dxa" w:w="2538"/>
-            <w:shd w:fill="FFFFFF"/>
             <w:tcBorders>
               <w:top w:val="single" w:sz="4" w:color="D9D9D9"/>
               <w:bottom w:val="single" w:sz="4" w:color="D9D9D9"/>
               <w:left w:val="single" w:sz="4" w:color="D9D9D9"/>
               <w:right w:val="single" w:sz="4" w:color="D9D9D9"/>
             </w:tcBorders>
+            <w:shd w:fill="FFFFFF"/>
             <w:tcMar>
               <w:top w:w="85" w:type="dxa"/>
               <w:bottom w:w="85" w:type="dxa"/>
@@ -1077,13 +1077,13 @@
         <w:tc>
           <w:tcPr>
             <w:tcW w:type="dxa" w:w="5076"/>
-            <w:shd w:fill="F1F5F7"/>
             <w:tcBorders>
               <w:top w:val="single" w:sz="4" w:color="D9D9D9"/>
               <w:bottom w:val="single" w:sz="4" w:color="D9D9D9"/>
               <w:left w:val="single" w:sz="4" w:color="D9D9D9"/>
               <w:right w:val="single" w:sz="4" w:color="D9D9D9"/>
             </w:tcBorders>
+            <w:shd w:fill="F1F5F7"/>
             <w:tcMar>
               <w:top w:w="85" w:type="dxa"/>
               <w:bottom w:w="85" w:type="dxa"/>
@@ -1108,13 +1108,13 @@
         <w:tc>
           <w:tcPr>
             <w:tcW w:type="dxa" w:w="2538"/>
-            <w:shd w:fill="F1F5F7"/>
             <w:tcBorders>
               <w:top w:val="single" w:sz="4" w:color="D9D9D9"/>
               <w:bottom w:val="single" w:sz="4" w:color="D9D9D9"/>
               <w:left w:val="single" w:sz="4" w:color="D9D9D9"/>
               <w:right w:val="single" w:sz="4" w:color="D9D9D9"/>
             </w:tcBorders>
+            <w:shd w:fill="F1F5F7"/>
             <w:tcMar>
               <w:top w:w="85" w:type="dxa"/>
               <w:bottom w:w="85" w:type="dxa"/>
@@ -1138,13 +1138,13 @@
         <w:tc>
           <w:tcPr>
             <w:tcW w:type="dxa" w:w="2538"/>
-            <w:shd w:fill="F1F5F7"/>
             <w:tcBorders>
               <w:top w:val="single" w:sz="4" w:color="D9D9D9"/>
               <w:bottom w:val="single" w:sz="4" w:color="D9D9D9"/>
               <w:left w:val="single" w:sz="4" w:color="D9D9D9"/>
               <w:right w:val="single" w:sz="4" w:color="D9D9D9"/>
             </w:tcBorders>
+            <w:shd w:fill="F1F5F7"/>
             <w:tcMar>
               <w:top w:w="85" w:type="dxa"/>
               <w:bottom w:w="85" w:type="dxa"/>

--- a/resources/a-level-business-decision-tree-theatre/A-Level-Business-Decision-Tree-Theatre-Student.docx
+++ b/resources/a-level-business-decision-tree-theatre/A-Level-Business-Decision-Tree-Theatre-Student.docx
@@ -50,15 +50,15 @@
             <w:tcW w:type="dxa" w:w="2436"/>
             <w:tcBorders>
               <w:top w:val="single" w:sz="4" w:color="D9D9D9"/>
+              <w:left w:val="single" w:sz="4" w:color="D9D9D9"/>
               <w:bottom w:val="single" w:sz="4" w:color="D9D9D9"/>
-              <w:left w:val="single" w:sz="4" w:color="D9D9D9"/>
               <w:right w:val="single" w:sz="4" w:color="D9D9D9"/>
             </w:tcBorders>
             <w:shd w:fill="142D40"/>
             <w:tcMar>
               <w:top w:w="85" w:type="dxa"/>
+              <w:left w:w="85" w:type="dxa"/>
               <w:bottom w:w="85" w:type="dxa"/>
-              <w:left w:w="85" w:type="dxa"/>
               <w:right w:w="85" w:type="dxa"/>
             </w:tcMar>
           </w:tcPr>
@@ -81,15 +81,15 @@
             <w:tcW w:type="dxa" w:w="1421"/>
             <w:tcBorders>
               <w:top w:val="single" w:sz="4" w:color="D9D9D9"/>
+              <w:left w:val="single" w:sz="4" w:color="D9D9D9"/>
               <w:bottom w:val="single" w:sz="4" w:color="D9D9D9"/>
-              <w:left w:val="single" w:sz="4" w:color="D9D9D9"/>
               <w:right w:val="single" w:sz="4" w:color="D9D9D9"/>
             </w:tcBorders>
             <w:shd w:fill="142D40"/>
             <w:tcMar>
               <w:top w:w="85" w:type="dxa"/>
+              <w:left w:w="85" w:type="dxa"/>
               <w:bottom w:w="85" w:type="dxa"/>
-              <w:left w:w="85" w:type="dxa"/>
               <w:right w:w="85" w:type="dxa"/>
             </w:tcMar>
           </w:tcPr>
@@ -112,15 +112,15 @@
             <w:tcW w:type="dxa" w:w="6294"/>
             <w:tcBorders>
               <w:top w:val="single" w:sz="4" w:color="D9D9D9"/>
+              <w:left w:val="single" w:sz="4" w:color="D9D9D9"/>
               <w:bottom w:val="single" w:sz="4" w:color="D9D9D9"/>
-              <w:left w:val="single" w:sz="4" w:color="D9D9D9"/>
               <w:right w:val="single" w:sz="4" w:color="D9D9D9"/>
             </w:tcBorders>
             <w:shd w:fill="142D40"/>
             <w:tcMar>
               <w:top w:w="85" w:type="dxa"/>
+              <w:left w:w="85" w:type="dxa"/>
               <w:bottom w:w="85" w:type="dxa"/>
-              <w:left w:w="85" w:type="dxa"/>
               <w:right w:w="85" w:type="dxa"/>
             </w:tcMar>
           </w:tcPr>
@@ -145,15 +145,15 @@
             <w:tcW w:type="dxa" w:w="2436"/>
             <w:tcBorders>
               <w:top w:val="single" w:sz="4" w:color="D9D9D9"/>
+              <w:left w:val="single" w:sz="4" w:color="D9D9D9"/>
               <w:bottom w:val="single" w:sz="4" w:color="D9D9D9"/>
-              <w:left w:val="single" w:sz="4" w:color="D9D9D9"/>
               <w:right w:val="single" w:sz="4" w:color="D9D9D9"/>
             </w:tcBorders>
             <w:shd w:fill="FFFFFF"/>
             <w:tcMar>
               <w:top w:w="85" w:type="dxa"/>
+              <w:left w:w="85" w:type="dxa"/>
               <w:bottom w:w="85" w:type="dxa"/>
-              <w:left w:w="85" w:type="dxa"/>
               <w:right w:w="85" w:type="dxa"/>
             </w:tcMar>
           </w:tcPr>
@@ -176,15 +176,15 @@
             <w:tcW w:type="dxa" w:w="1421"/>
             <w:tcBorders>
               <w:top w:val="single" w:sz="4" w:color="D9D9D9"/>
+              <w:left w:val="single" w:sz="4" w:color="D9D9D9"/>
               <w:bottom w:val="single" w:sz="4" w:color="D9D9D9"/>
-              <w:left w:val="single" w:sz="4" w:color="D9D9D9"/>
               <w:right w:val="single" w:sz="4" w:color="D9D9D9"/>
             </w:tcBorders>
             <w:shd w:fill="FFFFFF"/>
             <w:tcMar>
               <w:top w:w="85" w:type="dxa"/>
+              <w:left w:w="85" w:type="dxa"/>
               <w:bottom w:w="85" w:type="dxa"/>
-              <w:left w:w="85" w:type="dxa"/>
               <w:right w:w="85" w:type="dxa"/>
             </w:tcMar>
           </w:tcPr>
@@ -207,15 +207,15 @@
             <w:tcW w:type="dxa" w:w="6294"/>
             <w:tcBorders>
               <w:top w:val="single" w:sz="4" w:color="D9D9D9"/>
+              <w:left w:val="single" w:sz="4" w:color="D9D9D9"/>
               <w:bottom w:val="single" w:sz="4" w:color="D9D9D9"/>
-              <w:left w:val="single" w:sz="4" w:color="D9D9D9"/>
               <w:right w:val="single" w:sz="4" w:color="D9D9D9"/>
             </w:tcBorders>
             <w:shd w:fill="FFFFFF"/>
             <w:tcMar>
               <w:top w:w="85" w:type="dxa"/>
+              <w:left w:w="85" w:type="dxa"/>
               <w:bottom w:w="85" w:type="dxa"/>
-              <w:left w:w="85" w:type="dxa"/>
               <w:right w:w="85" w:type="dxa"/>
             </w:tcMar>
           </w:tcPr>
@@ -240,15 +240,15 @@
             <w:tcW w:type="dxa" w:w="2436"/>
             <w:tcBorders>
               <w:top w:val="single" w:sz="4" w:color="D9D9D9"/>
+              <w:left w:val="single" w:sz="4" w:color="D9D9D9"/>
               <w:bottom w:val="single" w:sz="4" w:color="D9D9D9"/>
-              <w:left w:val="single" w:sz="4" w:color="D9D9D9"/>
               <w:right w:val="single" w:sz="4" w:color="D9D9D9"/>
             </w:tcBorders>
             <w:shd w:fill="F1F5F7"/>
             <w:tcMar>
               <w:top w:w="85" w:type="dxa"/>
+              <w:left w:w="85" w:type="dxa"/>
               <w:bottom w:w="85" w:type="dxa"/>
-              <w:left w:w="85" w:type="dxa"/>
               <w:right w:w="85" w:type="dxa"/>
             </w:tcMar>
           </w:tcPr>
@@ -271,15 +271,15 @@
             <w:tcW w:type="dxa" w:w="1421"/>
             <w:tcBorders>
               <w:top w:val="single" w:sz="4" w:color="D9D9D9"/>
+              <w:left w:val="single" w:sz="4" w:color="D9D9D9"/>
               <w:bottom w:val="single" w:sz="4" w:color="D9D9D9"/>
-              <w:left w:val="single" w:sz="4" w:color="D9D9D9"/>
               <w:right w:val="single" w:sz="4" w:color="D9D9D9"/>
             </w:tcBorders>
             <w:shd w:fill="F1F5F7"/>
             <w:tcMar>
               <w:top w:w="85" w:type="dxa"/>
+              <w:left w:w="85" w:type="dxa"/>
               <w:bottom w:w="85" w:type="dxa"/>
-              <w:left w:w="85" w:type="dxa"/>
               <w:right w:w="85" w:type="dxa"/>
             </w:tcMar>
           </w:tcPr>
@@ -302,15 +302,15 @@
             <w:tcW w:type="dxa" w:w="6294"/>
             <w:tcBorders>
               <w:top w:val="single" w:sz="4" w:color="D9D9D9"/>
+              <w:left w:val="single" w:sz="4" w:color="D9D9D9"/>
               <w:bottom w:val="single" w:sz="4" w:color="D9D9D9"/>
-              <w:left w:val="single" w:sz="4" w:color="D9D9D9"/>
               <w:right w:val="single" w:sz="4" w:color="D9D9D9"/>
             </w:tcBorders>
             <w:shd w:fill="F1F5F7"/>
             <w:tcMar>
               <w:top w:w="85" w:type="dxa"/>
+              <w:left w:w="85" w:type="dxa"/>
               <w:bottom w:w="85" w:type="dxa"/>
-              <w:left w:w="85" w:type="dxa"/>
               <w:right w:w="85" w:type="dxa"/>
             </w:tcMar>
           </w:tcPr>
@@ -335,15 +335,15 @@
             <w:tcW w:type="dxa" w:w="2436"/>
             <w:tcBorders>
               <w:top w:val="single" w:sz="4" w:color="D9D9D9"/>
+              <w:left w:val="single" w:sz="4" w:color="D9D9D9"/>
               <w:bottom w:val="single" w:sz="4" w:color="D9D9D9"/>
-              <w:left w:val="single" w:sz="4" w:color="D9D9D9"/>
               <w:right w:val="single" w:sz="4" w:color="D9D9D9"/>
             </w:tcBorders>
             <w:shd w:fill="FFFFFF"/>
             <w:tcMar>
               <w:top w:w="85" w:type="dxa"/>
+              <w:left w:w="85" w:type="dxa"/>
               <w:bottom w:w="85" w:type="dxa"/>
-              <w:left w:w="85" w:type="dxa"/>
               <w:right w:w="85" w:type="dxa"/>
             </w:tcMar>
           </w:tcPr>
@@ -366,15 +366,15 @@
             <w:tcW w:type="dxa" w:w="1421"/>
             <w:tcBorders>
               <w:top w:val="single" w:sz="4" w:color="D9D9D9"/>
+              <w:left w:val="single" w:sz="4" w:color="D9D9D9"/>
               <w:bottom w:val="single" w:sz="4" w:color="D9D9D9"/>
-              <w:left w:val="single" w:sz="4" w:color="D9D9D9"/>
               <w:right w:val="single" w:sz="4" w:color="D9D9D9"/>
             </w:tcBorders>
             <w:shd w:fill="FFFFFF"/>
             <w:tcMar>
               <w:top w:w="85" w:type="dxa"/>
+              <w:left w:w="85" w:type="dxa"/>
               <w:bottom w:w="85" w:type="dxa"/>
-              <w:left w:w="85" w:type="dxa"/>
               <w:right w:w="85" w:type="dxa"/>
             </w:tcMar>
           </w:tcPr>
@@ -397,15 +397,15 @@
             <w:tcW w:type="dxa" w:w="6294"/>
             <w:tcBorders>
               <w:top w:val="single" w:sz="4" w:color="D9D9D9"/>
+              <w:left w:val="single" w:sz="4" w:color="D9D9D9"/>
               <w:bottom w:val="single" w:sz="4" w:color="D9D9D9"/>
-              <w:left w:val="single" w:sz="4" w:color="D9D9D9"/>
               <w:right w:val="single" w:sz="4" w:color="D9D9D9"/>
             </w:tcBorders>
             <w:shd w:fill="FFFFFF"/>
             <w:tcMar>
               <w:top w:w="85" w:type="dxa"/>
+              <w:left w:w="85" w:type="dxa"/>
               <w:bottom w:w="85" w:type="dxa"/>
-              <w:left w:w="85" w:type="dxa"/>
               <w:right w:w="85" w:type="dxa"/>
             </w:tcMar>
           </w:tcPr>
@@ -464,15 +464,15 @@
             <w:tcW w:type="dxa" w:w="6700"/>
             <w:tcBorders>
               <w:top w:val="single" w:sz="4" w:color="D9D9D9"/>
+              <w:left w:val="single" w:sz="4" w:color="D9D9D9"/>
               <w:bottom w:val="single" w:sz="4" w:color="D9D9D9"/>
-              <w:left w:val="single" w:sz="4" w:color="D9D9D9"/>
               <w:right w:val="single" w:sz="4" w:color="D9D9D9"/>
             </w:tcBorders>
             <w:shd w:fill="142D40"/>
             <w:tcMar>
               <w:top w:w="85" w:type="dxa"/>
+              <w:left w:w="85" w:type="dxa"/>
               <w:bottom w:w="85" w:type="dxa"/>
-              <w:left w:w="85" w:type="dxa"/>
               <w:right w:w="85" w:type="dxa"/>
             </w:tcMar>
           </w:tcPr>
@@ -495,15 +495,15 @@
             <w:tcW w:type="dxa" w:w="3452"/>
             <w:tcBorders>
               <w:top w:val="single" w:sz="4" w:color="D9D9D9"/>
+              <w:left w:val="single" w:sz="4" w:color="D9D9D9"/>
               <w:bottom w:val="single" w:sz="4" w:color="D9D9D9"/>
-              <w:left w:val="single" w:sz="4" w:color="D9D9D9"/>
               <w:right w:val="single" w:sz="4" w:color="D9D9D9"/>
             </w:tcBorders>
             <w:shd w:fill="142D40"/>
             <w:tcMar>
               <w:top w:w="85" w:type="dxa"/>
+              <w:left w:w="85" w:type="dxa"/>
               <w:bottom w:w="85" w:type="dxa"/>
-              <w:left w:w="85" w:type="dxa"/>
               <w:right w:w="85" w:type="dxa"/>
             </w:tcMar>
           </w:tcPr>
@@ -528,15 +528,15 @@
             <w:tcW w:type="dxa" w:w="6700"/>
             <w:tcBorders>
               <w:top w:val="single" w:sz="4" w:color="D9D9D9"/>
+              <w:left w:val="single" w:sz="4" w:color="D9D9D9"/>
               <w:bottom w:val="single" w:sz="4" w:color="D9D9D9"/>
-              <w:left w:val="single" w:sz="4" w:color="D9D9D9"/>
               <w:right w:val="single" w:sz="4" w:color="D9D9D9"/>
             </w:tcBorders>
             <w:shd w:fill="FFFFFF"/>
             <w:tcMar>
               <w:top w:w="85" w:type="dxa"/>
+              <w:left w:w="85" w:type="dxa"/>
               <w:bottom w:w="85" w:type="dxa"/>
-              <w:left w:w="85" w:type="dxa"/>
               <w:right w:w="85" w:type="dxa"/>
             </w:tcMar>
           </w:tcPr>
@@ -559,15 +559,15 @@
             <w:tcW w:type="dxa" w:w="3452"/>
             <w:tcBorders>
               <w:top w:val="single" w:sz="4" w:color="D9D9D9"/>
+              <w:left w:val="single" w:sz="4" w:color="D9D9D9"/>
               <w:bottom w:val="single" w:sz="4" w:color="D9D9D9"/>
-              <w:left w:val="single" w:sz="4" w:color="D9D9D9"/>
               <w:right w:val="single" w:sz="4" w:color="D9D9D9"/>
             </w:tcBorders>
             <w:shd w:fill="FFFFFF"/>
             <w:tcMar>
               <w:top w:w="85" w:type="dxa"/>
+              <w:left w:w="85" w:type="dxa"/>
               <w:bottom w:w="85" w:type="dxa"/>
-              <w:left w:w="85" w:type="dxa"/>
               <w:right w:w="85" w:type="dxa"/>
             </w:tcMar>
           </w:tcPr>
@@ -591,15 +591,15 @@
             <w:tcW w:type="dxa" w:w="6700"/>
             <w:tcBorders>
               <w:top w:val="single" w:sz="4" w:color="D9D9D9"/>
+              <w:left w:val="single" w:sz="4" w:color="D9D9D9"/>
               <w:bottom w:val="single" w:sz="4" w:color="D9D9D9"/>
-              <w:left w:val="single" w:sz="4" w:color="D9D9D9"/>
               <w:right w:val="single" w:sz="4" w:color="D9D9D9"/>
             </w:tcBorders>
             <w:shd w:fill="F1F5F7"/>
             <w:tcMar>
               <w:top w:w="85" w:type="dxa"/>
+              <w:left w:w="85" w:type="dxa"/>
               <w:bottom w:w="85" w:type="dxa"/>
-              <w:left w:w="85" w:type="dxa"/>
               <w:right w:w="85" w:type="dxa"/>
             </w:tcMar>
           </w:tcPr>
@@ -622,15 +622,15 @@
             <w:tcW w:type="dxa" w:w="3452"/>
             <w:tcBorders>
               <w:top w:val="single" w:sz="4" w:color="D9D9D9"/>
+              <w:left w:val="single" w:sz="4" w:color="D9D9D9"/>
               <w:bottom w:val="single" w:sz="4" w:color="D9D9D9"/>
-              <w:left w:val="single" w:sz="4" w:color="D9D9D9"/>
               <w:right w:val="single" w:sz="4" w:color="D9D9D9"/>
             </w:tcBorders>
             <w:shd w:fill="F1F5F7"/>
             <w:tcMar>
               <w:top w:w="85" w:type="dxa"/>
+              <w:left w:w="85" w:type="dxa"/>
               <w:bottom w:w="85" w:type="dxa"/>
-              <w:left w:w="85" w:type="dxa"/>
               <w:right w:w="85" w:type="dxa"/>
             </w:tcMar>
           </w:tcPr>
@@ -654,15 +654,15 @@
             <w:tcW w:type="dxa" w:w="6700"/>
             <w:tcBorders>
               <w:top w:val="single" w:sz="4" w:color="D9D9D9"/>
+              <w:left w:val="single" w:sz="4" w:color="D9D9D9"/>
               <w:bottom w:val="single" w:sz="4" w:color="D9D9D9"/>
-              <w:left w:val="single" w:sz="4" w:color="D9D9D9"/>
               <w:right w:val="single" w:sz="4" w:color="D9D9D9"/>
             </w:tcBorders>
             <w:shd w:fill="FFFFFF"/>
             <w:tcMar>
               <w:top w:w="85" w:type="dxa"/>
+              <w:left w:w="85" w:type="dxa"/>
               <w:bottom w:w="85" w:type="dxa"/>
-              <w:left w:w="85" w:type="dxa"/>
               <w:right w:w="85" w:type="dxa"/>
             </w:tcMar>
           </w:tcPr>
@@ -685,15 +685,15 @@
             <w:tcW w:type="dxa" w:w="3452"/>
             <w:tcBorders>
               <w:top w:val="single" w:sz="4" w:color="D9D9D9"/>
+              <w:left w:val="single" w:sz="4" w:color="D9D9D9"/>
               <w:bottom w:val="single" w:sz="4" w:color="D9D9D9"/>
-              <w:left w:val="single" w:sz="4" w:color="D9D9D9"/>
               <w:right w:val="single" w:sz="4" w:color="D9D9D9"/>
             </w:tcBorders>
             <w:shd w:fill="FFFFFF"/>
             <w:tcMar>
               <w:top w:w="85" w:type="dxa"/>
+              <w:left w:w="85" w:type="dxa"/>
               <w:bottom w:w="85" w:type="dxa"/>
-              <w:left w:w="85" w:type="dxa"/>
               <w:right w:w="85" w:type="dxa"/>
             </w:tcMar>
           </w:tcPr>
@@ -892,15 +892,15 @@
             <w:tcW w:type="dxa" w:w="5076"/>
             <w:tcBorders>
               <w:top w:val="single" w:sz="4" w:color="D9D9D9"/>
+              <w:left w:val="single" w:sz="4" w:color="D9D9D9"/>
               <w:bottom w:val="single" w:sz="4" w:color="D9D9D9"/>
-              <w:left w:val="single" w:sz="4" w:color="D9D9D9"/>
               <w:right w:val="single" w:sz="4" w:color="D9D9D9"/>
             </w:tcBorders>
             <w:shd w:fill="142D40"/>
             <w:tcMar>
               <w:top w:w="85" w:type="dxa"/>
+              <w:left w:w="85" w:type="dxa"/>
               <w:bottom w:w="85" w:type="dxa"/>
-              <w:left w:w="85" w:type="dxa"/>
               <w:right w:w="85" w:type="dxa"/>
             </w:tcMar>
           </w:tcPr>
@@ -922,15 +922,15 @@
             <w:tcW w:type="dxa" w:w="2538"/>
             <w:tcBorders>
               <w:top w:val="single" w:sz="4" w:color="D9D9D9"/>
+              <w:left w:val="single" w:sz="4" w:color="D9D9D9"/>
               <w:bottom w:val="single" w:sz="4" w:color="D9D9D9"/>
-              <w:left w:val="single" w:sz="4" w:color="D9D9D9"/>
               <w:right w:val="single" w:sz="4" w:color="D9D9D9"/>
             </w:tcBorders>
             <w:shd w:fill="142D40"/>
             <w:tcMar>
               <w:top w:w="85" w:type="dxa"/>
+              <w:left w:w="85" w:type="dxa"/>
               <w:bottom w:w="85" w:type="dxa"/>
-              <w:left w:w="85" w:type="dxa"/>
               <w:right w:w="85" w:type="dxa"/>
             </w:tcMar>
           </w:tcPr>
@@ -953,15 +953,15 @@
             <w:tcW w:type="dxa" w:w="2538"/>
             <w:tcBorders>
               <w:top w:val="single" w:sz="4" w:color="D9D9D9"/>
+              <w:left w:val="single" w:sz="4" w:color="D9D9D9"/>
               <w:bottom w:val="single" w:sz="4" w:color="D9D9D9"/>
-              <w:left w:val="single" w:sz="4" w:color="D9D9D9"/>
               <w:right w:val="single" w:sz="4" w:color="D9D9D9"/>
             </w:tcBorders>
             <w:shd w:fill="142D40"/>
             <w:tcMar>
               <w:top w:w="85" w:type="dxa"/>
+              <w:left w:w="85" w:type="dxa"/>
               <w:bottom w:w="85" w:type="dxa"/>
-              <w:left w:w="85" w:type="dxa"/>
               <w:right w:w="85" w:type="dxa"/>
             </w:tcMar>
           </w:tcPr>
@@ -986,15 +986,15 @@
             <w:tcW w:type="dxa" w:w="5076"/>
             <w:tcBorders>
               <w:top w:val="single" w:sz="4" w:color="D9D9D9"/>
+              <w:left w:val="single" w:sz="4" w:color="D9D9D9"/>
               <w:bottom w:val="single" w:sz="4" w:color="D9D9D9"/>
-              <w:left w:val="single" w:sz="4" w:color="D9D9D9"/>
               <w:right w:val="single" w:sz="4" w:color="D9D9D9"/>
             </w:tcBorders>
             <w:shd w:fill="FFFFFF"/>
             <w:tcMar>
               <w:top w:w="85" w:type="dxa"/>
+              <w:left w:w="85" w:type="dxa"/>
               <w:bottom w:w="85" w:type="dxa"/>
-              <w:left w:w="85" w:type="dxa"/>
               <w:right w:w="85" w:type="dxa"/>
             </w:tcMar>
           </w:tcPr>
@@ -1017,15 +1017,15 @@
             <w:tcW w:type="dxa" w:w="2538"/>
             <w:tcBorders>
               <w:top w:val="single" w:sz="4" w:color="D9D9D9"/>
+              <w:left w:val="single" w:sz="4" w:color="D9D9D9"/>
               <w:bottom w:val="single" w:sz="4" w:color="D9D9D9"/>
-              <w:left w:val="single" w:sz="4" w:color="D9D9D9"/>
               <w:right w:val="single" w:sz="4" w:color="D9D9D9"/>
             </w:tcBorders>
             <w:shd w:fill="FFFFFF"/>
             <w:tcMar>
               <w:top w:w="85" w:type="dxa"/>
+              <w:left w:w="85" w:type="dxa"/>
               <w:bottom w:w="85" w:type="dxa"/>
-              <w:left w:w="85" w:type="dxa"/>
               <w:right w:w="85" w:type="dxa"/>
             </w:tcMar>
           </w:tcPr>
@@ -1047,15 +1047,15 @@
             <w:tcW w:type="dxa" w:w="2538"/>
             <w:tcBorders>
               <w:top w:val="single" w:sz="4" w:color="D9D9D9"/>
+              <w:left w:val="single" w:sz="4" w:color="D9D9D9"/>
               <w:bottom w:val="single" w:sz="4" w:color="D9D9D9"/>
-              <w:left w:val="single" w:sz="4" w:color="D9D9D9"/>
               <w:right w:val="single" w:sz="4" w:color="D9D9D9"/>
             </w:tcBorders>
             <w:shd w:fill="FFFFFF"/>
             <w:tcMar>
               <w:top w:w="85" w:type="dxa"/>
+              <w:left w:w="85" w:type="dxa"/>
               <w:bottom w:w="85" w:type="dxa"/>
-              <w:left w:w="85" w:type="dxa"/>
               <w:right w:w="85" w:type="dxa"/>
             </w:tcMar>
           </w:tcPr>
@@ -1079,15 +1079,15 @@
             <w:tcW w:type="dxa" w:w="5076"/>
             <w:tcBorders>
               <w:top w:val="single" w:sz="4" w:color="D9D9D9"/>
+              <w:left w:val="single" w:sz="4" w:color="D9D9D9"/>
               <w:bottom w:val="single" w:sz="4" w:color="D9D9D9"/>
-              <w:left w:val="single" w:sz="4" w:color="D9D9D9"/>
               <w:right w:val="single" w:sz="4" w:color="D9D9D9"/>
             </w:tcBorders>
             <w:shd w:fill="F1F5F7"/>
             <w:tcMar>
               <w:top w:w="85" w:type="dxa"/>
+              <w:left w:w="85" w:type="dxa"/>
               <w:bottom w:w="85" w:type="dxa"/>
-              <w:left w:w="85" w:type="dxa"/>
               <w:right w:w="85" w:type="dxa"/>
             </w:tcMar>
           </w:tcPr>
@@ -1110,15 +1110,15 @@
             <w:tcW w:type="dxa" w:w="2538"/>
             <w:tcBorders>
               <w:top w:val="single" w:sz="4" w:color="D9D9D9"/>
+              <w:left w:val="single" w:sz="4" w:color="D9D9D9"/>
               <w:bottom w:val="single" w:sz="4" w:color="D9D9D9"/>
-              <w:left w:val="single" w:sz="4" w:color="D9D9D9"/>
               <w:right w:val="single" w:sz="4" w:color="D9D9D9"/>
             </w:tcBorders>
             <w:shd w:fill="F1F5F7"/>
             <w:tcMar>
               <w:top w:w="85" w:type="dxa"/>
+              <w:left w:w="85" w:type="dxa"/>
               <w:bottom w:w="85" w:type="dxa"/>
-              <w:left w:w="85" w:type="dxa"/>
               <w:right w:w="85" w:type="dxa"/>
             </w:tcMar>
           </w:tcPr>
@@ -1140,15 +1140,15 @@
             <w:tcW w:type="dxa" w:w="2538"/>
             <w:tcBorders>
               <w:top w:val="single" w:sz="4" w:color="D9D9D9"/>
+              <w:left w:val="single" w:sz="4" w:color="D9D9D9"/>
               <w:bottom w:val="single" w:sz="4" w:color="D9D9D9"/>
-              <w:left w:val="single" w:sz="4" w:color="D9D9D9"/>
               <w:right w:val="single" w:sz="4" w:color="D9D9D9"/>
             </w:tcBorders>
             <w:shd w:fill="F1F5F7"/>
             <w:tcMar>
               <w:top w:w="85" w:type="dxa"/>
+              <w:left w:w="85" w:type="dxa"/>
               <w:bottom w:w="85" w:type="dxa"/>
-              <w:left w:w="85" w:type="dxa"/>
               <w:right w:w="85" w:type="dxa"/>
             </w:tcMar>
           </w:tcPr>
